--- a/klagomål/A 35395-2026 FSC-klagomål.docx
+++ b/klagomål/A 35395-2026 FSC-klagomål.docx
@@ -216,12 +216,12 @@
         <w:spacing w:after="240"/>
       </w:pPr>
       <w:r>
-        <w:t>Figur 1. Fyndplatser för naturvårdsarter i avverkningsanmälan. Markörer utan svart kant är placerade på fyndplatsen. Markörer med svart kant är placerade vid sidan av fyndplatsen och har ett svart streck som visar fyndplatsens exakta position. Kartans mittpunktskoordinat är N 6633966, E 674939 i SWEREF 99 TM.</w:t>
+        <w:t>Figur 1. Fyndplatser för naturvårdsarter i och inom 2 meter från avverkningsanmälan. Markörer utan svart kant är placerade på fyndplatsen. Markörer med svart kant är placerade vid sidan av fyndplatsen och har ett svart streck som visar fyndplatsens exakta position. Kartans mittpunktskoordinat är N 6633966, E 674939 i SWEREF 99 TM.</w:t>
       </w:r>
     </w:p>
     <w:p>
       <w:r>
-        <w:t>I avverkningsanmälan finns fynd av 6 naturvårdsarter, varav 2 är rödlistade, 1 är fridlyst, 5 är typiska (T) och 2 är signalarter (S): spinnfingersvamp (NT), ullticka (NT, T), blodticka (S, T), vedticka (S, T), kransmossa (T) och tofsmes (T, §4). Se Figur 1.</w:t>
+        <w:t>I och inom 2 meter från avverkningsanmälan finns fynd av 6 naturvårdsarter, varav 2 är rödlistade, 1 är fridlyst, 5 är typiska (T) och 2 är signalarter (S): spinnfingersvamp (NT), ullticka (NT, T), blodticka (S, T), vedticka (S, T), kransmossa (T) och tofsmes (T, §4). Se Figur 1.</w:t>
       </w:r>
     </w:p>
     <w:p>
@@ -824,7 +824,7 @@
     <w:r>
       <w:tab/>
       <w:tab/>
-      <w:t>2026-10-07</w:t>
+      <w:t>2026-10-08</w:t>
       <w:br/>
       <w:br/>
     </w:r>

--- a/klagomål/A 35395-2026 FSC-klagomål.docx
+++ b/klagomål/A 35395-2026 FSC-klagomål.docx
@@ -824,7 +824,7 @@
     <w:r>
       <w:tab/>
       <w:tab/>
-      <w:t>2026-10-08</w:t>
+      <w:t>2026-10-09</w:t>
       <w:br/>
       <w:br/>
     </w:r>

--- a/klagomål/A 35395-2026 FSC-klagomål.docx
+++ b/klagomål/A 35395-2026 FSC-klagomål.docx
@@ -824,7 +824,7 @@
     <w:r>
       <w:tab/>
       <w:tab/>
-      <w:t>2026-10-09</w:t>
+      <w:t>2026-10-10</w:t>
       <w:br/>
       <w:br/>
     </w:r>

--- a/klagomål/A 35395-2026 FSC-klagomål.docx
+++ b/klagomål/A 35395-2026 FSC-klagomål.docx
@@ -824,7 +824,7 @@
     <w:r>
       <w:tab/>
       <w:tab/>
-      <w:t>2026-10-10</w:t>
+      <w:t>2026-10-11</w:t>
       <w:br/>
       <w:br/>
     </w:r>

--- a/klagomål/A 35395-2026 FSC-klagomål.docx
+++ b/klagomål/A 35395-2026 FSC-klagomål.docx
@@ -824,7 +824,7 @@
     <w:r>
       <w:tab/>
       <w:tab/>
-      <w:t>2026-10-11</w:t>
+      <w:t>2026-10-12</w:t>
       <w:br/>
       <w:br/>
     </w:r>

--- a/klagomål/A 35395-2026 FSC-klagomål.docx
+++ b/klagomål/A 35395-2026 FSC-klagomål.docx
@@ -824,7 +824,7 @@
     <w:r>
       <w:tab/>
       <w:tab/>
-      <w:t>2026-10-12</w:t>
+      <w:t>2026-10-13</w:t>
       <w:br/>
       <w:br/>
     </w:r>

--- a/klagomål/A 35395-2026 FSC-klagomål.docx
+++ b/klagomål/A 35395-2026 FSC-klagomål.docx
@@ -824,7 +824,7 @@
     <w:r>
       <w:tab/>
       <w:tab/>
-      <w:t>2026-10-13</w:t>
+      <w:t>2026-10-14</w:t>
       <w:br/>
       <w:br/>
     </w:r>

--- a/klagomål/A 35395-2026 FSC-klagomål.docx
+++ b/klagomål/A 35395-2026 FSC-klagomål.docx
@@ -824,7 +824,7 @@
     <w:r>
       <w:tab/>
       <w:tab/>
-      <w:t>2026-10-14</w:t>
+      <w:t>2026-10-15</w:t>
       <w:br/>
       <w:br/>
     </w:r>

--- a/klagomål/A 35395-2026 FSC-klagomål.docx
+++ b/klagomål/A 35395-2026 FSC-klagomål.docx
@@ -824,7 +824,7 @@
     <w:r>
       <w:tab/>
       <w:tab/>
-      <w:t>2026-10-15</w:t>
+      <w:t>2026-10-16</w:t>
       <w:br/>
       <w:br/>
     </w:r>

--- a/klagomål/A 35395-2026 FSC-klagomål.docx
+++ b/klagomål/A 35395-2026 FSC-klagomål.docx
@@ -824,7 +824,7 @@
     <w:r>
       <w:tab/>
       <w:tab/>
-      <w:t>2026-10-16</w:t>
+      <w:t>2026-10-17</w:t>
       <w:br/>
       <w:br/>
     </w:r>

--- a/klagomål/A 35395-2026 FSC-klagomål.docx
+++ b/klagomål/A 35395-2026 FSC-klagomål.docx
@@ -824,7 +824,7 @@
     <w:r>
       <w:tab/>
       <w:tab/>
-      <w:t>2026-10-17</w:t>
+      <w:t>2026-10-18</w:t>
       <w:br/>
       <w:br/>
     </w:r>

--- a/klagomål/A 35395-2026 FSC-klagomål.docx
+++ b/klagomål/A 35395-2026 FSC-klagomål.docx
@@ -824,7 +824,7 @@
     <w:r>
       <w:tab/>
       <w:tab/>
-      <w:t>2026-10-18</w:t>
+      <w:t>2026-10-19</w:t>
       <w:br/>
       <w:br/>
     </w:r>

--- a/klagomål/A 35395-2026 FSC-klagomål.docx
+++ b/klagomål/A 35395-2026 FSC-klagomål.docx
@@ -824,7 +824,7 @@
     <w:r>
       <w:tab/>
       <w:tab/>
-      <w:t>2026-10-19</w:t>
+      <w:t>2026-10-20</w:t>
       <w:br/>
       <w:br/>
     </w:r>

--- a/klagomål/A 35395-2026 FSC-klagomål.docx
+++ b/klagomål/A 35395-2026 FSC-klagomål.docx
@@ -824,7 +824,7 @@
     <w:r>
       <w:tab/>
       <w:tab/>
-      <w:t>2026-10-20</w:t>
+      <w:t>2026-10-21</w:t>
       <w:br/>
       <w:br/>
     </w:r>

--- a/klagomål/A 35395-2026 FSC-klagomål.docx
+++ b/klagomål/A 35395-2026 FSC-klagomål.docx
@@ -824,7 +824,7 @@
     <w:r>
       <w:tab/>
       <w:tab/>
-      <w:t>2026-10-21</w:t>
+      <w:t>2026-10-22</w:t>
       <w:br/>
       <w:br/>
     </w:r>

--- a/klagomål/A 35395-2026 FSC-klagomål.docx
+++ b/klagomål/A 35395-2026 FSC-klagomål.docx
@@ -824,7 +824,7 @@
     <w:r>
       <w:tab/>
       <w:tab/>
-      <w:t>2026-10-22</w:t>
+      <w:t>2026-10-23</w:t>
       <w:br/>
       <w:br/>
     </w:r>

--- a/klagomål/A 35395-2026 FSC-klagomål.docx
+++ b/klagomål/A 35395-2026 FSC-klagomål.docx
@@ -824,7 +824,7 @@
     <w:r>
       <w:tab/>
       <w:tab/>
-      <w:t>2026-10-23</w:t>
+      <w:t>2026-10-24</w:t>
       <w:br/>
       <w:br/>
     </w:r>

--- a/klagomål/A 35395-2026 FSC-klagomål.docx
+++ b/klagomål/A 35395-2026 FSC-klagomål.docx
@@ -824,7 +824,7 @@
     <w:r>
       <w:tab/>
       <w:tab/>
-      <w:t>2026-10-24</w:t>
+      <w:t>2026-10-25</w:t>
       <w:br/>
       <w:br/>
     </w:r>

--- a/klagomål/A 35395-2026 FSC-klagomål.docx
+++ b/klagomål/A 35395-2026 FSC-klagomål.docx
@@ -824,7 +824,7 @@
     <w:r>
       <w:tab/>
       <w:tab/>
-      <w:t>2026-10-25</w:t>
+      <w:t>2026-10-26</w:t>
       <w:br/>
       <w:br/>
     </w:r>

--- a/klagomål/A 35395-2026 FSC-klagomål.docx
+++ b/klagomål/A 35395-2026 FSC-klagomål.docx
@@ -221,7 +221,7 @@
     </w:p>
     <w:p>
       <w:r>
-        <w:t>I och inom 2 meter från avverkningsanmälan finns fynd av 6 naturvårdsarter, varav 2 är rödlistade, 1 är fridlyst, 5 är typiska (T) och 2 är signalarter (S): spinnfingersvamp (NT), ullticka (NT, T), blodticka (S, T), vedticka (S, T), kransmossa (T) och tofsmes (T, §4). Se Figur 1.</w:t>
+        <w:t>I och inom 2 meter från avverkningsanmälan finns fynd av 12 naturvårdsarter, varav 4 är rödlistade, 2 är fridlysta, 8 är typiska (T) och 5 är signalarter (S): motaggsvamp (NT, T), spinnfingersvamp (NT), tallkötticka (NT), ullticka (NT, T), björksplintborre (S), blodticka (S, T), brandticka (S), fällmossa (S, T), vedticka (S, T), kransmossa (T), tjäder (T, §4) och tofsmes (T, §4). Se Figur 1.</w:t>
       </w:r>
     </w:p>
     <w:p>
@@ -244,7 +244,27 @@
     </w:p>
     <w:p>
       <w:r>
-        <w:t>Nedan följer beskrivningar av de naturvårdsarter och fridlysta arter som har sina livsmiljöer och växtplatser i den avverkningsanmälda skogen. De påträffade naturvårdsarterna är ett tydligt kvitto på att det rör sig om en skog med höga naturvärden.</w:t>
+        <w:t>Nedan följer beskrivningar av de naturvårdsarter och fridlysta arter som har sina livsmiljöer och växtplatser i den avverkningsanmälda skogen. Se även ytterligare artfakta i BILAGA 1. De påträffade naturvårdsarterna är ett tydligt kvitto på att det rör sig om en skog med höga naturvärden.</w:t>
+      </w:r>
+    </w:p>
+    <w:p>
+      <w:r>
+        <w:rPr>
+          <w:b/>
+        </w:rPr>
+        <w:t xml:space="preserve">Motaggsvamp (NT) </w:t>
+      </w:r>
+      <w:r>
+        <w:t xml:space="preserve">bildar mykorrhiza med tall i tallskog och hittas huvudsakligen i äldre, glesare skogsbestånd och hällmarksimpediment. Arten hotas främst av skogsavverkning och tycks försvinna efter slutavverkning, markberedning och plantering. Motaggsvamp är typisk art för </w:t>
+      </w:r>
+      <w:r>
+        <w:rPr>
+          <w:i/>
+        </w:rPr>
+        <w:t>9010 Taiga</w:t>
+      </w:r>
+      <w:r>
+        <w:t xml:space="preserve"> (SLU Artdatabanken, 2024).</w:t>
       </w:r>
     </w:p>
     <w:p>
@@ -263,6 +283,26 @@
         <w:rPr>
           <w:b/>
         </w:rPr>
+        <w:t>Tallkötticka (NT)</w:t>
+      </w:r>
+      <w:r>
+        <w:t xml:space="preserve"> är tallens kötticka och har ofta ett mer resupinat växtsätt än den granlevande köttickan </w:t>
+      </w:r>
+      <w:r>
+        <w:rPr>
+          <w:i/>
+        </w:rPr>
+        <w:t>Leptoporus mollis</w:t>
+      </w:r>
+      <w:r>
+        <w:t>. Artens förekomstarea och utbredning i Sverige är inte känd, men utifrån de fynd som rapporteras av kötticka på tall verkar den vara mer ovanlig än den granlevande. Den totala populationen bedöms därför ha minskat under de senaste 30 åren och fortsätter att minska i takt med att kontinuitetsskogar (skogar som inte kalavverkats) minskar i areal, samtidigt som att lämpliga miljöer inte återskapas i samma takt. Minskningstakten för den svenska populationen bedöms vara nära gränsvärdet för Sårbar (VU). (A2c+3c+4c) (SLU Artdatabanken, 2024; Nitare &amp; Skogsstyrelsen, 2019).</w:t>
+      </w:r>
+    </w:p>
+    <w:p>
+      <w:r>
+        <w:rPr>
+          <w:b/>
+        </w:rPr>
         <w:t>Ullticka (NT)</w:t>
       </w:r>
       <w:r>
@@ -319,6 +359,17 @@
         <w:rPr>
           <w:b/>
         </w:rPr>
+        <w:t xml:space="preserve">Björksplintborre </w:t>
+      </w:r>
+      <w:r>
+        <w:t>är en skalbagge vars larvutveckling sker i bark på nyligen döda björkar, både stående träd och vindfällen. En prydlig rad med runda ventilationshål i barken ovanför modergången är synnerligen karaktäristiskt. Arten är knuten till lövrika blandskogar med en hög andel gamla träd, och starkt gynnad av naturliga störningar som torka, översvämningar, brand och stormfällningar. Talrika gnagspår kan tyda på biotoper med höga naturvärden, exempelvis för ovanliga hackspettar och andra, mer sällsynta vedinsekter. Larverna är omtyckt hackspettsföda (SLU Artdatabanken, 2025).</w:t>
+      </w:r>
+    </w:p>
+    <w:p>
+      <w:r>
+        <w:rPr>
+          <w:b/>
+        </w:rPr>
         <w:t xml:space="preserve">Blodticka </w:t>
       </w:r>
       <w:r>
@@ -339,6 +390,46 @@
         <w:rPr>
           <w:b/>
         </w:rPr>
+        <w:t xml:space="preserve">Brandticka </w:t>
+      </w:r>
+      <w:r>
+        <w:t>förekommer främst i olikåldrig fuktig granskog med mycket död ved, ofta i kärrkanter eller vid bäckar på lokaler med hög luftfuktighet. Växer huvudsakligen på grova granlågor, någon enstaka gång på tall, asp eller björk, och verkar knuten till ved som först rötats av klibbticka. Arten var tidigare rödlistad men en sentida ökning, bland annat i barkborreangripna granplanteringar i sydligaste Skandinavien har förändrat hotbilden. Populationen i landet kan påverkas negativt av kalavverkning och ett skogsbruk som innebär att mängden grova granlågor minskar. Även dikning och gallring som leder till ett torrare mikroklimat på växtplatserna kan ha negativ inverkan. För att säkerställa en gynnsam bevarandestatus på sikt bör områdesskydd av artens livsmiljöer upprättas på ett sätt som tryggar livskraftiga populationer på landskapsnivå. Vid skogsbruk bör grov död ved och skyddszoner vid kärr och vattendrag lämnas, och träd tillåtas åldras och dö på ett sätt som skapar kontinuerlig tillgång på livsmiljöer (SLU Artdatabanken, 2025).</w:t>
+      </w:r>
+    </w:p>
+    <w:p>
+      <w:r>
+        <w:rPr>
+          <w:b/>
+        </w:rPr>
+        <w:t>Fällmossa</w:t>
+      </w:r>
+      <w:r>
+        <w:t xml:space="preserve"> indikerar i stort sett alltid områden med höga naturvärden, skog med lång kontinuitet, gamla träd, hög luftfuktighet och stabila förhållanden. Sporkapslar finnar man enbart på extra skyddsvärda lokaler. Fällmossa är typisk art för </w:t>
+      </w:r>
+      <w:r>
+        <w:rPr>
+          <w:i/>
+        </w:rPr>
+        <w:t xml:space="preserve">9020 Nordlig ädellövskog, 9110 Näringsfattig bokskog, 9130 Näringsrik bokskog, 9160 Näringsrik ekskog, 9180 Ädellövskog i branter </w:t>
+      </w:r>
+      <w:r>
+        <w:t>och</w:t>
+      </w:r>
+      <w:r>
+        <w:rPr>
+          <w:i/>
+        </w:rPr>
+        <w:t xml:space="preserve"> 9190 Näringsfattig ekskog</w:t>
+      </w:r>
+      <w:r>
+        <w:t xml:space="preserve"> (SLU Artdatabanken, 2024; Nitare &amp; Skogsstyrelsen, 2019).</w:t>
+      </w:r>
+    </w:p>
+    <w:p>
+      <w:r>
+        <w:rPr>
+          <w:b/>
+        </w:rPr>
         <w:t xml:space="preserve">Vedticka </w:t>
       </w:r>
       <w:r>
@@ -381,6 +472,35 @@
       </w:r>
       <w:r>
         <w:t>(SLU Artdatabanken, 2025).</w:t>
+      </w:r>
+    </w:p>
+    <w:p>
+      <w:r>
+        <w:rPr>
+          <w:b/>
+        </w:rPr>
+        <w:t>Tjäder (§4)</w:t>
+      </w:r>
+      <w:r>
+        <w:t xml:space="preserve"> omfattas av bilaga 1 och 2 EU:s fågeldirektiv och är typisk art för </w:t>
+      </w:r>
+      <w:r>
+        <w:rPr>
+          <w:i/>
+        </w:rPr>
+        <w:t xml:space="preserve">9010 Taiga </w:t>
+      </w:r>
+      <w:r>
+        <w:t xml:space="preserve">och </w:t>
+      </w:r>
+      <w:r>
+        <w:rPr>
+          <w:i/>
+        </w:rPr>
+        <w:t>9740 Skogsbevuxen myr</w:t>
+      </w:r>
+      <w:r>
+        <w:t>. Tjädern är en utpräglad skogsfågel knuten till större sammanhängande barrskogsområden. Tupparna och hönorna utnyttjar till viss del olika miljöer, och habitatvalet varierar dessutom mellan olika delar av året. För att det ska finnas livskraftiga tjäderbestånd krävs funktionella skogslandskap med en blandning av uppvuxen, gles och luckig skog, täta sumpskogar, myrar och andra små våtmarker. Arten försvinner när skogen fragmenteras och den sammanlagda arealen hyggen och andra öppna områden blir för stor. Ett småskaligt och försiktigt virkesuttag genom hyggesfria metoder kan i vissa fall vara möjligt i området inom 200 m från lekcentrum. Längre ut från lekcentrum, inom 200–500 m bör den avverkade ytan inte överskrida 1 hektar för att undvika alltför stora och snabba förändringar (Skogsstyrelsen, 2019; SLU Artdatabanken, 2024).</w:t>
       </w:r>
     </w:p>
     <w:p>
@@ -509,7 +629,7 @@
         <w:rPr>
           <w:i/>
         </w:rPr>
-        <w:t>I det avverkningsanmälda skogsområdet har 6 naturvårdsarter varav 2 rödlistade arter sina livsmiljöer och växtplatser.</w:t>
+        <w:t>I det avverkningsanmälda skogsområdet har 12 naturvårdsarter varav 4 rödlistade arter sina livsmiljöer och växtplatser.</w:t>
       </w:r>
     </w:p>
     <w:p>
@@ -694,6 +814,88 @@
           <w:i/>
         </w:rPr>
         <w:t>I den avverkningsanmälda skogen har fridlysta arter sina livsmiljöer och växtplatser. Att skada de fridlysta arternas livsmiljöer, växtplatser eller ekologiska funktion är inte tillåtet enligt artskyddsförordningen</w:t>
+      </w:r>
+    </w:p>
+    <w:p>
+      <w:r>
+        <w:br w:type="page"/>
+      </w:r>
+    </w:p>
+    <w:p>
+      <w:pPr>
+        <w:pStyle w:val="Title"/>
+      </w:pPr>
+      <w:r>
+        <w:t>BILAGA 1 – Fridlysta arter</w:t>
+      </w:r>
+    </w:p>
+    <w:p>
+      <w:pPr>
+        <w:pStyle w:val="Heading1"/>
+      </w:pPr>
+      <w:r>
+        <w:t>Tjäder – ekologi samt krav på livsmiljön</w:t>
+      </w:r>
+    </w:p>
+    <w:p>
+      <w:r>
+        <w:t xml:space="preserve">Tjäder (§4) omfattas av bilaga 1 och 2 EU:s fågeldirektiv och är typisk art för </w:t>
+      </w:r>
+      <w:r>
+        <w:rPr>
+          <w:i/>
+        </w:rPr>
+        <w:t xml:space="preserve">9010 Taiga </w:t>
+      </w:r>
+      <w:r>
+        <w:t xml:space="preserve">och </w:t>
+      </w:r>
+      <w:r>
+        <w:rPr>
+          <w:i/>
+        </w:rPr>
+        <w:t>9740 Skogsbevuxen myr</w:t>
+      </w:r>
+      <w:r>
+        <w:t>. Tjädern är en utpräglad skogsfågel knuten till större sammanhängande barrskogsområden. Tupparna och hönorna utnyttjar till viss del olika miljöer, och habitatvalet varierar dessutom mellan olika delar av året. För att det ska finnas livskraftiga tjäderbestånd krävs funktionella skogslandskap med en blandning av uppvuxen, gles och luckig skog, täta sumpskogar, myrar och andra små våtmarker (Skogsstyrelsen, 2019; SLU Artdatabanken 2024).</w:t>
+      </w:r>
+    </w:p>
+    <w:p>
+      <w:r>
+        <w:t>Arten försvinner när skogen fragmenteras och den sammanlagda arealen hyggen och andra öppna områden blir för stor. Ett småskaligt och försiktigt virkesuttag genom hyggesfria metoder kan i vissa fall vara möjligt i området inom 200 m från lekcentrum. Längre ut från lekcentrum, inom 200–500 m bör den avverkade ytan inte överskrida 1 hektar för att undvika alltför stora och snabba förändringar (Skogsstyrelsen, 2019).</w:t>
+      </w:r>
+    </w:p>
+    <w:p>
+      <w:pPr>
+        <w:pStyle w:val="Heading2"/>
+      </w:pPr>
+      <w:r>
+        <w:t>Referenser – tjäder</w:t>
+      </w:r>
+    </w:p>
+    <w:p>
+      <w:r>
+        <w:t xml:space="preserve">Skogsstyrelsen, 2019. </w:t>
+      </w:r>
+      <w:r>
+        <w:rPr>
+          <w:i/>
+        </w:rPr>
+        <w:t>Vägledning för hänsyn till fåglar – tjäder.</w:t>
+      </w:r>
+    </w:p>
+    <w:p>
+      <w:r>
+        <w:t xml:space="preserve">SLU Artdatabanken, 2024. </w:t>
+      </w:r>
+      <w:r>
+        <w:rPr>
+          <w:i/>
+        </w:rPr>
+        <w:t xml:space="preserve">Artfaktablad. Naturvård – artfakta. </w:t>
+      </w:r>
+      <w:r>
+        <w:t>SLU Artdatabanken, Uppsala</w:t>
       </w:r>
     </w:p>
     <w:sectPr>
@@ -824,7 +1026,7 @@
     <w:r>
       <w:tab/>
       <w:tab/>
-      <w:t>2026-10-26</w:t>
+      <w:t>2026-10-27</w:t>
       <w:br/>
       <w:br/>
     </w:r>

--- a/klagomål/A 35395-2026 FSC-klagomål.docx
+++ b/klagomål/A 35395-2026 FSC-klagomål.docx
@@ -178,7 +178,7 @@
       <w:r>
         <w:drawing>
           <wp:inline xmlns:a="http://schemas.openxmlformats.org/drawingml/2006/main" xmlns:pic="http://schemas.openxmlformats.org/drawingml/2006/picture">
-            <wp:extent cx="5486400" cy="5307654"/>
+            <wp:extent cx="5486400" cy="5281318"/>
             <wp:docPr id="1" name="Picture 1"/>
             <wp:cNvGraphicFramePr>
               <a:graphicFrameLocks noChangeAspect="1"/>
@@ -199,7 +199,7 @@
                   <pic:spPr>
                     <a:xfrm>
                       <a:off x="0" y="0"/>
-                      <a:ext cx="5486400" cy="5307654"/>
+                      <a:ext cx="5486400" cy="5281318"/>
                     </a:xfrm>
                     <a:prstGeom prst="rect"/>
                   </pic:spPr>
@@ -221,7 +221,7 @@
     </w:p>
     <w:p>
       <w:r>
-        <w:t>I och inom 2 meter från avverkningsanmälan finns fynd av 12 naturvårdsarter, varav 4 är rödlistade, 2 är fridlysta, 8 är typiska (T) och 5 är signalarter (S): motaggsvamp (NT, T), spinnfingersvamp (NT), tallkötticka (NT), ullticka (NT, T), björksplintborre (S), blodticka (S, T), brandticka (S), fällmossa (S, T), vedticka (S, T), kransmossa (T), tjäder (T, §4) och tofsmes (T, §4). Se Figur 1.</w:t>
+        <w:t>I och inom 2 meter från avverkningsanmälan finns fynd av 13 naturvårdsarter, varav 4 är rödlistade, 2 är fridlysta, 9 är typiska (T) och 6 är signalarter (S): motaggsvamp (NT, T), spinnfingersvamp (NT), tallkötticka (NT), ullticka (NT, T), björksplintborre (S), blodticka (S, T), brandticka (S), fällmossa (S, T), trubbfjädermossa (S, T), vedticka (S, T), kransmossa (T), tjäder (T, §4) och tofsmes (T, §4). Se Figur 1.</w:t>
       </w:r>
     </w:p>
     <w:p>
@@ -430,6 +430,62 @@
         <w:rPr>
           <w:b/>
         </w:rPr>
+        <w:t>Trubbfjädermossa</w:t>
+      </w:r>
+      <w:r>
+        <w:t xml:space="preserve"> signalerar vanligtvis skog med höga naturvärden och den växer på något skuggade block eller trädbaser, oftast nära marken, eller på jord intill vattendrag. Den trivs bäst i ädellövskog och förekommer ofta tillsammans med baronmossor </w:t>
+      </w:r>
+      <w:r>
+        <w:rPr>
+          <w:i/>
+        </w:rPr>
+        <w:t>Anomodon</w:t>
+      </w:r>
+      <w:r>
+        <w:t xml:space="preserve"> och fjädermossor</w:t>
+      </w:r>
+      <w:r>
+        <w:rPr>
+          <w:i/>
+        </w:rPr>
+        <w:t xml:space="preserve"> Neckera</w:t>
+      </w:r>
+      <w:r>
+        <w:t xml:space="preserve">. Trubbfjädermossa är typisk art för </w:t>
+      </w:r>
+      <w:r>
+        <w:rPr>
+          <w:i/>
+        </w:rPr>
+        <w:t>9020 Nordlig ädellövskog,</w:t>
+      </w:r>
+      <w:r>
+        <w:t xml:space="preserve"> </w:t>
+      </w:r>
+      <w:r>
+        <w:rPr>
+          <w:i/>
+        </w:rPr>
+        <w:t xml:space="preserve">9080 Lövsumpskog, 9750 Svämlövskog, 9110 Näringsfattig bokskog, 9130 Näringsrik bokskog </w:t>
+      </w:r>
+      <w:r>
+        <w:t xml:space="preserve">och </w:t>
+      </w:r>
+      <w:r>
+        <w:rPr>
+          <w:i/>
+        </w:rPr>
+        <w:t xml:space="preserve">9760 Svämädellövskog </w:t>
+      </w:r>
+      <w:r>
+        <w:t>(Nitare &amp; Skogsstyrelsen, 2019; SLU Artdatabanken, 2025).</w:t>
+      </w:r>
+    </w:p>
+    <w:p>
+      <w:r>
+        <w:rPr>
+          <w:b/>
+        </w:rPr>
         <w:t xml:space="preserve">Vedticka </w:t>
       </w:r>
       <w:r>
@@ -629,7 +685,7 @@
         <w:rPr>
           <w:i/>
         </w:rPr>
-        <w:t>I det avverkningsanmälda skogsområdet har 12 naturvårdsarter varav 4 rödlistade arter sina livsmiljöer och växtplatser.</w:t>
+        <w:t>I det avverkningsanmälda skogsområdet har 13 naturvårdsarter varav 4 rödlistade arter sina livsmiljöer och växtplatser.</w:t>
       </w:r>
     </w:p>
     <w:p>
@@ -1026,7 +1082,7 @@
     <w:r>
       <w:tab/>
       <w:tab/>
-      <w:t>2026-10-27</w:t>
+      <w:t>2026-10-28</w:t>
       <w:br/>
       <w:br/>
     </w:r>

--- a/klagomål/A 35395-2026 FSC-klagomål.docx
+++ b/klagomål/A 35395-2026 FSC-klagomål.docx
@@ -1082,7 +1082,7 @@
     <w:r>
       <w:tab/>
       <w:tab/>
-      <w:t>2026-10-28</w:t>
+      <w:t>2026-10-29</w:t>
       <w:br/>
       <w:br/>
     </w:r>

--- a/klagomål/A 35395-2026 FSC-klagomål.docx
+++ b/klagomål/A 35395-2026 FSC-klagomål.docx
@@ -1082,7 +1082,7 @@
     <w:r>
       <w:tab/>
       <w:tab/>
-      <w:t>2026-10-29</w:t>
+      <w:t>2026-10-31</w:t>
       <w:br/>
       <w:br/>
     </w:r>
